--- a/보관본/러시아 인권변호사/Word/1부/1부_9화_비코프의_체포.docx
+++ b/보관본/러시아 인권변호사/Word/1부/1부_9화_비코프의_체포.docx
@@ -2295,7 +2295,7 @@
           <w:i w:val="0"/>
           <w:sz w:val="22"/>
         </w:rPr>
-        <w:t>Спасибо, Дарья. Правда.</w:t>
+        <w:t>Спасибо, Дарья Игоревна. Правда.</w:t>
       </w:r>
     </w:p>
     <w:p>

--- a/보관본/러시아 인권변호사/Word/1부/1부_9화_비코프의_체포.docx
+++ b/보관본/러시아 인권변호사/Word/1부/1부_9화_비코프의_체포.docx
@@ -3447,7 +3447,7 @@
           <w:i w:val="0"/>
           <w:sz w:val="22"/>
         </w:rPr>
-        <w:t xml:space="preserve"> — 장면 3에서 조야가 증거 없이 날조된 체포를 두고 인용한다. “그들에게 필요한 건 증거가 아니라 구실”이라는 말과 함께, 8화에서 비코프가 꺼낸 ‘우화 작가와 같은 성의 장군’ 농담을 받아 크릴로프의 방식을 우화의 늑대에 겹친다.</w:t>
+        <w:t xml:space="preserve"> — 한국어 해설: 장면 3에서 조야가 증거 없이 날조된 체포를 두고 인용한다. “그들에게 필요한 건 증거가 아니라 구실”이라는 말과 함께, 8화에서 비코프가 꺼낸 ‘우화 작가와 같은 성의 장군’ 농담을 받아 크릴로프의 방식을 우화의 늑대에 겹친다.</w:t>
       </w:r>
     </w:p>
     <w:p>
@@ -3470,7 +3470,7 @@
           <w:i w:val="0"/>
           <w:sz w:val="22"/>
         </w:rPr>
-        <w:t xml:space="preserve"> — «Могу» — 감옥 앞 줄에 선 여인과 아흐마토바의 문답. 장면 5에서 다리야가 “때가 되면 나는 이것을 쓸 수 있다, 오늘부터 매일”이라며 인용한다. 보도를 보류해 달라는 료샤의 부탁을 받아들이면서도 증인으로 남겠다는 기자의 약속이며, 12화 보도 허락으로 이어진다.</w:t>
+        <w:t xml:space="preserve"> — «Могу» — 한국어 해설: 감옥 앞 줄에 선 여인과 아흐마토바의 문답. 장면 5에서 다리야가 “때가 되면 나는 이것을 쓸 수 있다, 오늘부터 매일”이라며 인용한다. 보도를 보류해 달라는 료샤의 부탁을 받아들이면서도 증인으로 남겠다는 기자의 약속이며, 12화 보도 허락으로 이어진다.</w:t>
       </w:r>
     </w:p>
     <w:p>

--- a/보관본/러시아 인권변호사/Word/1부/1부_9화_비코프의_체포.docx
+++ b/보관본/러시아 인권변호사/Word/1부/1부_9화_비코프의_체포.docx
@@ -36,7 +36,7 @@
           <w:i w:val="0"/>
           <w:sz w:val="22"/>
         </w:rPr>
-        <w:t>알렉세이 “료샤” 오를로프(젊은 변호사) / 빅토르 페트로비치 비코프(료샤의 스승) / 올레그 마르첸코(수사위원회 수사관, 체포조) / 조야 페트로브나(비코프의 35년 지기, 전화) / 세묜 이바노비치 두빈(시브자보드 목격자) / 갈리나 두비나(세묜의 아내) / 다리야 이고레브나 볼코바(기자, 전화) / 올가 빅토로브나 네스테로바(인권활동가, 전화) / 구치소 당직 장교</w:t>
+        <w:t>알렉세이 “료샤” 오를로프(젊은 변호사) / 빅토르 페트로비치 비코프(료샤의 스승) / 콘스탄틴 마르첸코(수사위원회 수사관, 체포조) / 조야 페트로브나(비코프의 35년 지기, 전화) / 세묜 이바노비치 두빈(시브자보드 목격자) / 갈리나 두비나(세묜의 아내) / 다리야 이고레브나 볼코바(기자, 전화) / 올가 빅토로브나 네스테로바(인권활동가, 전화) / 구치소 당직 장교</w:t>
       </w:r>
     </w:p>
     <w:p>
